--- a/Quiz/Lecture 2 Quiz.docx
+++ b/Quiz/Lecture 2 Quiz.docx
@@ -17,15 +17,7 @@
           <w:sz w:val="36"/>
           <w:szCs w:val="36"/>
         </w:rPr>
-        <w:t>Lecture 2 - Internet Design Principles</w:t>
-      </w:r>
-      <w:r>
-        <w:rPr>
-          <w:b/>
-          <w:sz w:val="36"/>
-          <w:szCs w:val="36"/>
-        </w:rPr>
-        <w:t xml:space="preserve"> Quiz ANS</w:t>
+        <w:t>Lecture 2 - Internet Design Principles Quiz ANS</w:t>
       </w:r>
     </w:p>
     <w:p>
@@ -582,7 +574,23 @@
           <w:b/>
           <w:sz w:val="22"/>
         </w:rPr>
-        <w:t>8. The End-to-End Principle can be broken for what reason?</w:t>
+        <w:t xml:space="preserve">8. The End-to-End Principle can be </w:t>
+      </w:r>
+      <w:r>
+        <w:rPr>
+          <w:rFonts w:ascii="Times New Roman" w:hAnsi="Times New Roman" w:cs="Times New Roman"/>
+          <w:b/>
+          <w:sz w:val="22"/>
+        </w:rPr>
+        <w:t>relaxed</w:t>
+      </w:r>
+      <w:r>
+        <w:rPr>
+          <w:rFonts w:ascii="Times New Roman" w:hAnsi="Times New Roman" w:cs="Times New Roman"/>
+          <w:b/>
+          <w:sz w:val="22"/>
+        </w:rPr>
+        <w:t xml:space="preserve"> for what reason?</w:t>
       </w:r>
       <w:bookmarkEnd w:id="7"/>
     </w:p>
@@ -956,14 +964,30 @@
           <w:sz w:val="22"/>
         </w:rPr>
       </w:pPr>
-      <w:bookmarkStart w:id="12" w:name="bm_13_what_does_peak_to_average_r_8b4955"/>
-      <w:r>
-        <w:rPr>
-          <w:rFonts w:ascii="Times New Roman" w:hAnsi="Times New Roman" w:cs="Times New Roman"/>
-          <w:b/>
-          <w:sz w:val="22"/>
-        </w:rPr>
-        <w:t>13. What does "peak-to-average ratio" characterize?</w:t>
+      <w:bookmarkStart w:id="12" w:name="bm_14_why_is_packet_switching_bet_7363a9"/>
+      <w:r>
+        <w:rPr>
+          <w:rFonts w:ascii="Times New Roman" w:hAnsi="Times New Roman" w:cs="Times New Roman"/>
+          <w:b/>
+          <w:sz w:val="22"/>
+        </w:rPr>
+        <w:t>1</w:t>
+      </w:r>
+      <w:r>
+        <w:rPr>
+          <w:rFonts w:ascii="Times New Roman" w:hAnsi="Times New Roman" w:cs="Times New Roman"/>
+          <w:b/>
+          <w:sz w:val="22"/>
+        </w:rPr>
+        <w:t>3</w:t>
+      </w:r>
+      <w:r>
+        <w:rPr>
+          <w:rFonts w:ascii="Times New Roman" w:hAnsi="Times New Roman" w:cs="Times New Roman"/>
+          <w:b/>
+          <w:sz w:val="22"/>
+        </w:rPr>
+        <w:t>. Why is Packet Switching better than Circuit Switching at handling network failures?</w:t>
       </w:r>
       <w:bookmarkEnd w:id="12"/>
     </w:p>
@@ -980,31 +1004,31 @@
           <w:rFonts w:ascii="Times New Roman" w:hAnsi="Times New Roman" w:cs="Times New Roman"/>
           <w:sz w:val="22"/>
         </w:rPr>
-        <w:t>A) The number of routers in a network</w:t>
-      </w:r>
-      <w:r>
-        <w:rPr>
-          <w:rFonts w:ascii="Times New Roman" w:hAnsi="Times New Roman" w:cs="Times New Roman"/>
-          <w:sz w:val="22"/>
-        </w:rPr>
-        <w:br/>
-        <w:t>B) The ratio between a flow's peak demand and its average demand</w:t>
-      </w:r>
-      <w:r>
-        <w:rPr>
-          <w:rFonts w:ascii="Times New Roman" w:hAnsi="Times New Roman" w:cs="Times New Roman"/>
-          <w:sz w:val="22"/>
-        </w:rPr>
-        <w:br/>
-        <w:t>C) The speed difference between circuits and packets</w:t>
-      </w:r>
-      <w:r>
-        <w:rPr>
-          <w:rFonts w:ascii="Times New Roman" w:hAnsi="Times New Roman" w:cs="Times New Roman"/>
-          <w:sz w:val="22"/>
-        </w:rPr>
-        <w:br/>
-        <w:t>D) The probability of packet loss</w:t>
+        <w:t>A) Packet switching uses encryption to protect against failures</w:t>
+      </w:r>
+      <w:r>
+        <w:rPr>
+          <w:rFonts w:ascii="Times New Roman" w:hAnsi="Times New Roman" w:cs="Times New Roman"/>
+          <w:sz w:val="22"/>
+        </w:rPr>
+        <w:br/>
+        <w:t>B) Packet switching automatically reroutes packets; end hosts need not do anything extra</w:t>
+      </w:r>
+      <w:r>
+        <w:rPr>
+          <w:rFonts w:ascii="Times New Roman" w:hAnsi="Times New Roman" w:cs="Times New Roman"/>
+          <w:sz w:val="22"/>
+        </w:rPr>
+        <w:br/>
+        <w:t>C) Packet switching prevents routers from failing</w:t>
+      </w:r>
+      <w:r>
+        <w:rPr>
+          <w:rFonts w:ascii="Times New Roman" w:hAnsi="Times New Roman" w:cs="Times New Roman"/>
+          <w:sz w:val="22"/>
+        </w:rPr>
+        <w:br/>
+        <w:t>D) Circuit switching requires immediate manual intervention</w:t>
       </w:r>
     </w:p>
     <w:p>
@@ -1032,92 +1056,32 @@
           <w:sz w:val="22"/>
         </w:rPr>
       </w:pPr>
-      <w:bookmarkStart w:id="13" w:name="bm_14_why_is_packet_switching_bet_7363a9"/>
-      <w:r>
-        <w:rPr>
-          <w:rFonts w:ascii="Times New Roman" w:hAnsi="Times New Roman" w:cs="Times New Roman"/>
-          <w:b/>
-          <w:sz w:val="22"/>
-        </w:rPr>
-        <w:t>14. Why is Packet Switching better than Circuit Switching at handling network failures?</w:t>
+      <w:bookmarkStart w:id="13" w:name="bm_15_which_of_the_following_is_n_e3208d"/>
+      <w:r>
+        <w:rPr>
+          <w:rFonts w:ascii="Times New Roman" w:hAnsi="Times New Roman" w:cs="Times New Roman"/>
+          <w:b/>
+          <w:sz w:val="22"/>
+        </w:rPr>
+        <w:t>1</w:t>
+      </w:r>
+      <w:r>
+        <w:rPr>
+          <w:rFonts w:ascii="Times New Roman" w:hAnsi="Times New Roman" w:cs="Times New Roman"/>
+          <w:b/>
+          <w:sz w:val="22"/>
+        </w:rPr>
+        <w:t>4</w:t>
+      </w:r>
+      <w:r>
+        <w:rPr>
+          <w:rFonts w:ascii="Times New Roman" w:hAnsi="Times New Roman" w:cs="Times New Roman"/>
+          <w:b/>
+          <w:sz w:val="22"/>
+        </w:rPr>
+        <w:t>. Which of the following is NOT an advantage of Packet Switching over Circuit Switching?</w:t>
       </w:r>
       <w:bookmarkEnd w:id="13"/>
-    </w:p>
-    <w:p>
-      <w:pPr>
-        <w:spacing w:after="210"/>
-        <w:rPr>
-          <w:rFonts w:ascii="Times New Roman" w:hAnsi="Times New Roman" w:cs="Times New Roman"/>
-          <w:sz w:val="22"/>
-        </w:rPr>
-      </w:pPr>
-      <w:r>
-        <w:rPr>
-          <w:rFonts w:ascii="Times New Roman" w:hAnsi="Times New Roman" w:cs="Times New Roman"/>
-          <w:sz w:val="22"/>
-        </w:rPr>
-        <w:t>A) Packet switching uses encryption to protect against failures</w:t>
-      </w:r>
-      <w:r>
-        <w:rPr>
-          <w:rFonts w:ascii="Times New Roman" w:hAnsi="Times New Roman" w:cs="Times New Roman"/>
-          <w:sz w:val="22"/>
-        </w:rPr>
-        <w:br/>
-        <w:t>B) Packet switching automatically reroutes packets; end hosts need not do anything extra</w:t>
-      </w:r>
-      <w:r>
-        <w:rPr>
-          <w:rFonts w:ascii="Times New Roman" w:hAnsi="Times New Roman" w:cs="Times New Roman"/>
-          <w:sz w:val="22"/>
-        </w:rPr>
-        <w:br/>
-        <w:t>C) Packet switching prevents routers from failing</w:t>
-      </w:r>
-      <w:r>
-        <w:rPr>
-          <w:rFonts w:ascii="Times New Roman" w:hAnsi="Times New Roman" w:cs="Times New Roman"/>
-          <w:sz w:val="22"/>
-        </w:rPr>
-        <w:br/>
-        <w:t>D) Circuit switching requires immediate manual intervention</w:t>
-      </w:r>
-    </w:p>
-    <w:p>
-      <w:pPr>
-        <w:spacing w:after="210"/>
-        <w:rPr>
-          <w:rFonts w:ascii="Times New Roman" w:hAnsi="Times New Roman" w:cs="Times New Roman"/>
-          <w:sz w:val="22"/>
-        </w:rPr>
-      </w:pPr>
-      <w:r>
-        <w:rPr>
-          <w:rFonts w:ascii="Times New Roman" w:hAnsi="Times New Roman" w:cs="Times New Roman"/>
-          <w:b/>
-          <w:sz w:val="22"/>
-        </w:rPr>
-        <w:t>ANS:</w:t>
-      </w:r>
-    </w:p>
-    <w:p>
-      <w:pPr>
-        <w:spacing w:before="240" w:line="271" w:lineRule="auto"/>
-        <w:rPr>
-          <w:rFonts w:ascii="Times New Roman" w:hAnsi="Times New Roman" w:cs="Times New Roman"/>
-          <w:sz w:val="22"/>
-        </w:rPr>
-      </w:pPr>
-      <w:bookmarkStart w:id="14" w:name="bm_15_which_of_the_following_is_n_e3208d"/>
-      <w:r>
-        <w:rPr>
-          <w:rFonts w:ascii="Times New Roman" w:hAnsi="Times New Roman" w:cs="Times New Roman"/>
-          <w:b/>
-          <w:sz w:val="22"/>
-        </w:rPr>
-        <w:t>15. Which of the following is NOT an advantage of Packet Switching over Circuit Switching?</w:t>
-      </w:r>
-      <w:bookmarkEnd w:id="14"/>
     </w:p>
     <w:p>
       <w:pPr>
